--- a/InCorp_Proposal_j3k_20260325.docx
+++ b/InCorp_Proposal_j3k_20260325.docx
@@ -7422,50 +7422,155 @@
         <w:rPr>
           <w:rFonts w:ascii="Roboto" w:hAnsi="Roboto"/>
           <w:b/>
+          <w:sz w:val="20"/>
+          <w:szCs w:val="20"/>
+        </w:rPr>
+        <w:t xml:space="preserve">CA Bansi Shah</w:t>
+      </w:r>
+    </w:p>
+    <w:p>
+      <w:pPr>
+        <w:spacing w:after="40"/>
+        <w:jc w:val="both"/>
+      </w:pPr>
+      <w:r>
+        <w:rPr>
+          <w:rFonts w:ascii="Roboto" w:hAnsi="Roboto"/>
+          <w:b/>
+          <w:sz w:val="20"/>
+          <w:szCs w:val="20"/>
+        </w:rPr>
+        <w:t xml:space="preserve">Lead – International clients group</w:t>
+      </w:r>
+    </w:p>
+    <w:p>
+      <w:pPr>
+        <w:spacing w:after="40"/>
+        <w:jc w:val="both"/>
+      </w:pPr>
+      <w:r>
+        <w:rPr>
+          <w:rFonts w:ascii="Roboto" w:hAnsi="Roboto"/>
+          <w:b/>
+          <w:sz w:val="20"/>
+          <w:szCs w:val="20"/>
+        </w:rPr>
+        <w:t xml:space="preserve">InCorp Advisory Services Pvt Ltd</w:t>
+      </w:r>
+    </w:p>
+    <w:p>
+      <w:r>
+        <w:br w:type="page"/>
+      </w:r>
+    </w:p>
+    <w:p>
+      <w:pPr>
+        <w:spacing w:before="240" w:after="200"/>
+      </w:pPr>
+      <w:r>
+        <w:rPr>
+          <w:rFonts w:ascii="Roboto" w:hAnsi="Roboto"/>
+          <w:b/>
+          <w:sz w:val="26"/>
+          <w:szCs w:val="26"/>
+          <w:color w:val="C00000"/>
+        </w:rPr>
+        <w:t xml:space="preserve">SCOPE OF SERVICES</w:t>
+      </w:r>
+    </w:p>
+    <w:p>
+      <w:pPr>
+        <w:spacing w:after="20"/>
+      </w:pPr>
+    </w:p>
+    <w:p>
+      <w:pPr>
+        <w:spacing w:after="160"/>
+        <w:ind w:left="200" w:hanging="200"/>
+        <w:jc w:val="both"/>
+      </w:pPr>
+      <w:r>
+        <w:rPr>
+          <w:rFonts w:ascii="Roboto" w:hAnsi="Roboto"/>
+          <w:sz w:val="20"/>
+          <w:szCs w:val="20"/>
+        </w:rPr>
+        <w:t xml:space="preserve">• aaaaaaaaaaaaaaaaaaaaaaaaaaaaaaaaaaaaaaaaaaaaaaaaaaaaaaaaaaaaaaaaaaaaaaaaaaaaaaaaaaaaaaaaaaaaaaaaaaaaaaaaaaaaaaaaaaaaaaaaaaaaaaaaaaaaaaaaaaaaaaa</w:t>
+      </w:r>
+    </w:p>
+    <w:p>
+      <w:pPr>
+        <w:spacing w:after="160"/>
+        <w:ind w:left="200" w:hanging="200"/>
+        <w:jc w:val="both"/>
+      </w:pPr>
+      <w:r>
+        <w:rPr>
+          <w:rFonts w:ascii="Roboto" w:hAnsi="Roboto"/>
+          <w:sz w:val="20"/>
+          <w:szCs w:val="20"/>
+        </w:rPr>
+        <w:t xml:space="preserve">• b</w:t>
+      </w:r>
+    </w:p>
+    <w:p>
+      <w:pPr>
+        <w:spacing w:after="160"/>
+        <w:ind w:left="200" w:hanging="200"/>
+        <w:jc w:val="both"/>
+      </w:pPr>
+      <w:r>
+        <w:rPr>
+          <w:rFonts w:ascii="Roboto" w:hAnsi="Roboto"/>
+          <w:sz w:val="20"/>
+          <w:szCs w:val="20"/>
+        </w:rPr>
+        <w:t xml:space="preserve">• c</w:t>
+      </w:r>
+    </w:p>
+    <w:p>
+      <w:pPr>
+        <w:spacing w:after="60"/>
+      </w:pPr>
+    </w:p>
+    <w:p>
+      <w:pPr>
+        <w:spacing w:before="240" w:after="200"/>
+      </w:pPr>
+      <w:r>
+        <w:rPr>
+          <w:rFonts w:ascii="Roboto" w:hAnsi="Roboto"/>
+          <w:b/>
+          <w:sz w:val="26"/>
+          <w:szCs w:val="26"/>
+          <w:color w:val="C00000"/>
+        </w:rPr>
+        <w:t xml:space="preserve">FEES</w:t>
+      </w:r>
+    </w:p>
+    <w:p>
+      <w:pPr>
+        <w:spacing w:after="40"/>
+        <w:jc w:val="both"/>
+      </w:pPr>
+      <w:r>
+        <w:rPr>
+          <w:rFonts w:ascii="Roboto" w:hAnsi="Roboto"/>
           <w:sz w:val="22"/>
           <w:szCs w:val="22"/>
         </w:rPr>
-        <w:t xml:space="preserve">CA Bansi Shah</w:t>
-      </w:r>
-    </w:p>
-    <w:p>
-      <w:pPr>
-        <w:spacing w:after="40"/>
-        <w:jc w:val="both"/>
-      </w:pPr>
-      <w:r>
-        <w:rPr>
-          <w:rFonts w:ascii="Roboto" w:hAnsi="Roboto"/>
-          <w:b/>
-          <w:sz w:val="22"/>
-          <w:szCs w:val="22"/>
-        </w:rPr>
-        <w:t xml:space="preserve">Lead – International clients group</w:t>
-      </w:r>
-    </w:p>
-    <w:p>
-      <w:pPr>
-        <w:spacing w:after="40"/>
-        <w:jc w:val="both"/>
-      </w:pPr>
-      <w:r>
-        <w:rPr>
-          <w:rFonts w:ascii="Roboto" w:hAnsi="Roboto"/>
-          <w:b/>
-          <w:sz w:val="22"/>
-          <w:szCs w:val="22"/>
-        </w:rPr>
-        <w:t xml:space="preserve">InCorp Advisory Services Pvt Ltd</w:t>
-      </w:r>
-    </w:p>
-    <w:p>
-      <w:r>
-        <w:br w:type="page"/>
-      </w:r>
-    </w:p>
-    <w:p>
-      <w:pPr>
-        <w:spacing w:before="240" w:after="200"/>
+        <w:t xml:space="preserve">This section outlines the estimated fees for InCorp’s services of your company. Our fee structure includes initial setup fees. Additionally, fees may be incurred based on the time spent on specific tasks or on a per-instance basis. For any additional services not encompassed by this proposal that may incur, additional charges, we will receive your approval before any work commences. Please note that all fees mentioned are in US Dollars, exclusive of the prevailing Goods and Services Tax (GST) / Value Added Tax (VAT).</w:t>
+      </w:r>
+    </w:p>
+    <w:p>
+      <w:pPr>
+        <w:spacing w:after="80"/>
+      </w:pPr>
+    </w:p>
+    <w:p>
+      <w:pPr>
+        <w:spacing w:before="200" w:after="120"/>
+        <w:ind w:left="80"/>
       </w:pPr>
       <w:r>
         <w:rPr>
@@ -7473,81 +7578,6 @@
           <w:b/>
           <w:sz w:val="24"/>
           <w:szCs w:val="24"/>
-          <w:color w:val="C00000"/>
-        </w:rPr>
-        <w:t xml:space="preserve">SCOPE OF SERVICES</w:t>
-      </w:r>
-    </w:p>
-    <w:p>
-      <w:pPr>
-        <w:spacing w:after="20"/>
-      </w:pPr>
-    </w:p>
-    <w:p>
-      <w:pPr>
-        <w:spacing w:after="160"/>
-        <w:ind w:left="200" w:hanging="200"/>
-        <w:jc w:val="both"/>
-      </w:pPr>
-      <w:r>
-        <w:rPr>
-          <w:rFonts w:ascii="Roboto" w:hAnsi="Roboto"/>
-          <w:sz w:val="20"/>
-          <w:szCs w:val="20"/>
-        </w:rPr>
-        <w:t xml:space="preserve">• a</w:t>
-      </w:r>
-    </w:p>
-    <w:p>
-      <w:pPr>
-        <w:spacing w:after="60"/>
-      </w:pPr>
-    </w:p>
-    <w:p>
-      <w:pPr>
-        <w:spacing w:before="240" w:after="200"/>
-      </w:pPr>
-      <w:r>
-        <w:rPr>
-          <w:rFonts w:ascii="Roboto" w:hAnsi="Roboto"/>
-          <w:b/>
-          <w:sz w:val="24"/>
-          <w:szCs w:val="24"/>
-          <w:color w:val="C00000"/>
-        </w:rPr>
-        <w:t xml:space="preserve">FEES</w:t>
-      </w:r>
-    </w:p>
-    <w:p>
-      <w:pPr>
-        <w:spacing w:after="40"/>
-        <w:jc w:val="both"/>
-      </w:pPr>
-      <w:r>
-        <w:rPr>
-          <w:rFonts w:ascii="Roboto" w:hAnsi="Roboto"/>
-          <w:sz w:val="22"/>
-          <w:szCs w:val="22"/>
-        </w:rPr>
-        <w:t xml:space="preserve">This section outlines the estimated fees for InCorp’s services of your company. Our fee structure includes initial setup fees. Additionally, fees may be incurred based on the time spent on specific tasks or on a per-instance basis. For any additional services not encompassed by this proposal that may incur, additional charges, we will receive your approval before any work commences. Please note that all fees mentioned are in US Dollars, exclusive of the prevailing Goods and Services Tax (GST) / Value Added Tax (VAT).</w:t>
-      </w:r>
-    </w:p>
-    <w:p>
-      <w:pPr>
-        <w:spacing w:after="80"/>
-      </w:pPr>
-    </w:p>
-    <w:p>
-      <w:pPr>
-        <w:spacing w:before="200" w:after="120"/>
-        <w:ind w:left="80"/>
-      </w:pPr>
-      <w:r>
-        <w:rPr>
-          <w:rFonts w:ascii="Roboto" w:hAnsi="Roboto"/>
-          <w:b/>
-          <w:sz w:val="22"/>
-          <w:szCs w:val="22"/>
           <w:color w:val="C00000"/>
         </w:rPr>
         <w:t xml:space="preserve">A. One time Handover Service</w:t>
@@ -7612,7 +7642,7 @@
             <w:pPr/>
             <w:r>
               <w:rPr>
-                <w:rFonts w:ascii="Microsoft Sans Serif" w:hAnsi="Microsoft Sans Serif"/>
+                <w:rFonts w:ascii="Roboto" w:hAnsi="Roboto"/>
                 <w:b/>
                 <w:sz w:val="20"/>
                 <w:szCs w:val="20"/>
@@ -7644,7 +7674,7 @@
             </w:pPr>
             <w:r>
               <w:rPr>
-                <w:rFonts w:ascii="Microsoft Sans Serif" w:hAnsi="Microsoft Sans Serif"/>
+                <w:rFonts w:ascii="Roboto" w:hAnsi="Roboto"/>
                 <w:b/>
                 <w:sz w:val="20"/>
                 <w:szCs w:val="20"/>
@@ -7676,7 +7706,7 @@
             </w:pPr>
             <w:r>
               <w:rPr>
-                <w:rFonts w:ascii="Microsoft Sans Serif" w:hAnsi="Microsoft Sans Serif"/>
+                <w:rFonts w:ascii="Roboto" w:hAnsi="Roboto"/>
                 <w:b/>
                 <w:sz w:val="20"/>
                 <w:szCs w:val="20"/>
@@ -7712,8 +7742,8 @@
               <w:rPr>
                 <w:rFonts w:ascii="Roboto" w:hAnsi="Roboto"/>
                 <w:b/>
-                <w:sz w:val="20"/>
-                <w:szCs w:val="20"/>
+                <w:sz w:val="22"/>
+                <w:szCs w:val="22"/>
                 <w:color w:val="C00000"/>
               </w:rPr>
               <w:t xml:space="preserve">Handover from erstwhile service provider of various records under laws as mentioned below. This process does not entail conducting a due diligence.</w:t>
@@ -7803,7 +7833,7 @@
             </w:pPr>
             <w:r>
               <w:rPr>
-                <w:rFonts w:ascii="Microsoft Sans Serif" w:hAnsi="Microsoft Sans Serif"/>
+                <w:rFonts w:ascii="Roboto" w:hAnsi="Roboto"/>
                 <w:sz w:val="20"/>
                 <w:szCs w:val="20"/>
               </w:rPr>
@@ -7834,7 +7864,7 @@
             </w:pPr>
             <w:r>
               <w:rPr>
-                <w:rFonts w:ascii="Microsoft Sans Serif" w:hAnsi="Microsoft Sans Serif"/>
+                <w:rFonts w:ascii="Roboto" w:hAnsi="Roboto"/>
                 <w:sz w:val="20"/>
                 <w:szCs w:val="20"/>
               </w:rPr>
@@ -7867,8 +7897,8 @@
               <w:rPr>
                 <w:rFonts w:ascii="Roboto" w:hAnsi="Roboto"/>
                 <w:b/>
-                <w:sz w:val="20"/>
-                <w:szCs w:val="20"/>
+                <w:sz w:val="22"/>
+                <w:szCs w:val="22"/>
                 <w:color w:val="C00000"/>
               </w:rPr>
               <w:t xml:space="preserve">Basic due diligence from perspective of*–</w:t>
@@ -7958,7 +7988,7 @@
             </w:pPr>
             <w:r>
               <w:rPr>
-                <w:rFonts w:ascii="Microsoft Sans Serif" w:hAnsi="Microsoft Sans Serif"/>
+                <w:rFonts w:ascii="Roboto" w:hAnsi="Roboto"/>
                 <w:sz w:val="20"/>
                 <w:szCs w:val="20"/>
               </w:rPr>
@@ -7989,7 +8019,7 @@
             </w:pPr>
             <w:r>
               <w:rPr>
-                <w:rFonts w:ascii="Microsoft Sans Serif" w:hAnsi="Microsoft Sans Serif"/>
+                <w:rFonts w:ascii="Roboto" w:hAnsi="Roboto"/>
                 <w:sz w:val="20"/>
                 <w:szCs w:val="20"/>
               </w:rPr>
@@ -8153,8 +8183,8 @@
         <w:rPr>
           <w:rFonts w:ascii="Roboto" w:hAnsi="Roboto"/>
           <w:b/>
-          <w:sz w:val="22"/>
-          <w:szCs w:val="22"/>
+          <w:sz w:val="24"/>
+          <w:szCs w:val="24"/>
           <w:color w:val="C00000"/>
         </w:rPr>
         <w:t xml:space="preserve">B. Incorporation / Secretarial Service and Mandatory Registrations post Incorporation</w:t>
@@ -8204,7 +8234,7 @@
             <w:pPr/>
             <w:r>
               <w:rPr>
-                <w:rFonts w:ascii="Microsoft Sans Serif" w:hAnsi="Microsoft Sans Serif"/>
+                <w:rFonts w:ascii="Roboto" w:hAnsi="Roboto"/>
                 <w:b/>
                 <w:sz w:val="20"/>
                 <w:szCs w:val="20"/>
@@ -8236,7 +8266,7 @@
             </w:pPr>
             <w:r>
               <w:rPr>
-                <w:rFonts w:ascii="Microsoft Sans Serif" w:hAnsi="Microsoft Sans Serif"/>
+                <w:rFonts w:ascii="Roboto" w:hAnsi="Roboto"/>
                 <w:b/>
                 <w:sz w:val="20"/>
                 <w:szCs w:val="20"/>
@@ -8346,7 +8376,7 @@
             </w:pPr>
             <w:r>
               <w:rPr>
-                <w:rFonts w:ascii="Microsoft Sans Serif" w:hAnsi="Microsoft Sans Serif"/>
+                <w:rFonts w:ascii="Roboto" w:hAnsi="Roboto"/>
                 <w:sz w:val="20"/>
                 <w:szCs w:val="20"/>
               </w:rPr>
@@ -8379,8 +8409,8 @@
               <w:rPr>
                 <w:rFonts w:ascii="Roboto" w:hAnsi="Roboto"/>
                 <w:b/>
-                <w:sz w:val="20"/>
-                <w:szCs w:val="20"/>
+                <w:sz w:val="22"/>
+                <w:szCs w:val="22"/>
                 <w:color w:val="C00000"/>
               </w:rPr>
               <w:t xml:space="preserve">Goods &amp; Service Tax (GST)</w:t>
@@ -8408,8 +8438,8 @@
               <w:rPr>
                 <w:rFonts w:ascii="Roboto" w:hAnsi="Roboto"/>
                 <w:i/>
-                <w:sz w:val="22"/>
-                <w:szCs w:val="22"/>
+                <w:sz w:val="20"/>
+                <w:szCs w:val="20"/>
               </w:rPr>
               <w:t xml:space="preserve">Registration of every additional location with the GST authorities shall cost USD 100</w:t>
             </w:r>
@@ -8438,7 +8468,7 @@
             </w:pPr>
             <w:r>
               <w:rPr>
-                <w:rFonts w:ascii="Microsoft Sans Serif" w:hAnsi="Microsoft Sans Serif"/>
+                <w:rFonts w:ascii="Roboto" w:hAnsi="Roboto"/>
                 <w:sz w:val="20"/>
                 <w:szCs w:val="20"/>
               </w:rPr>
@@ -8471,8 +8501,8 @@
               <w:rPr>
                 <w:rFonts w:ascii="Roboto" w:hAnsi="Roboto"/>
                 <w:b/>
-                <w:sz w:val="20"/>
-                <w:szCs w:val="20"/>
+                <w:sz w:val="22"/>
+                <w:szCs w:val="22"/>
                 <w:color w:val="C00000"/>
               </w:rPr>
               <w:t xml:space="preserve">FCGPR Filing with Reserve Bank of India</w:t>
@@ -8516,7 +8546,7 @@
             </w:pPr>
             <w:r>
               <w:rPr>
-                <w:rFonts w:ascii="Microsoft Sans Serif" w:hAnsi="Microsoft Sans Serif"/>
+                <w:rFonts w:ascii="Roboto" w:hAnsi="Roboto"/>
                 <w:sz w:val="20"/>
                 <w:szCs w:val="20"/>
               </w:rPr>
@@ -8549,8 +8579,8 @@
               <w:rPr>
                 <w:rFonts w:ascii="Roboto" w:hAnsi="Roboto"/>
                 <w:b/>
-                <w:sz w:val="20"/>
-                <w:szCs w:val="20"/>
+                <w:sz w:val="22"/>
+                <w:szCs w:val="22"/>
                 <w:color w:val="C00000"/>
               </w:rPr>
               <w:t xml:space="preserve">Statutory Compliances with Registrar of Companies under Companies Act:</w:t>
@@ -8640,7 +8670,7 @@
             </w:pPr>
             <w:r>
               <w:rPr>
-                <w:rFonts w:ascii="Microsoft Sans Serif" w:hAnsi="Microsoft Sans Serif"/>
+                <w:rFonts w:ascii="Roboto" w:hAnsi="Roboto"/>
                 <w:sz w:val="20"/>
                 <w:szCs w:val="20"/>
               </w:rPr>
@@ -8798,8 +8828,8 @@
         <w:rPr>
           <w:rFonts w:ascii="Roboto" w:hAnsi="Roboto"/>
           <w:b/>
-          <w:sz w:val="22"/>
-          <w:szCs w:val="22"/>
+          <w:sz w:val="24"/>
+          <w:szCs w:val="24"/>
           <w:color w:val="C00000"/>
         </w:rPr>
         <w:t xml:space="preserve">Optional registrations required post incorporation (One-time)</w:t>
@@ -8849,7 +8879,7 @@
             <w:pPr/>
             <w:r>
               <w:rPr>
-                <w:rFonts w:ascii="Microsoft Sans Serif" w:hAnsi="Microsoft Sans Serif"/>
+                <w:rFonts w:ascii="Roboto" w:hAnsi="Roboto"/>
                 <w:b/>
                 <w:sz w:val="20"/>
                 <w:szCs w:val="20"/>
@@ -8881,7 +8911,7 @@
             </w:pPr>
             <w:r>
               <w:rPr>
-                <w:rFonts w:ascii="Microsoft Sans Serif" w:hAnsi="Microsoft Sans Serif"/>
+                <w:rFonts w:ascii="Roboto" w:hAnsi="Roboto"/>
                 <w:b/>
                 <w:sz w:val="20"/>
                 <w:szCs w:val="20"/>
@@ -8915,8 +8945,8 @@
               <w:rPr>
                 <w:rFonts w:ascii="Roboto" w:hAnsi="Roboto"/>
                 <w:b/>
-                <w:sz w:val="20"/>
-                <w:szCs w:val="20"/>
+                <w:sz w:val="22"/>
+                <w:szCs w:val="22"/>
                 <w:color w:val="C00000"/>
               </w:rPr>
               <w:t xml:space="preserve">Import Export Code (IEC Code)</w:t>
@@ -8946,7 +8976,7 @@
             </w:pPr>
             <w:r>
               <w:rPr>
-                <w:rFonts w:ascii="Microsoft Sans Serif" w:hAnsi="Microsoft Sans Serif"/>
+                <w:rFonts w:ascii="Roboto" w:hAnsi="Roboto"/>
                 <w:sz w:val="20"/>
                 <w:szCs w:val="20"/>
               </w:rPr>
@@ -8979,8 +9009,8 @@
               <w:rPr>
                 <w:rFonts w:ascii="Roboto" w:hAnsi="Roboto"/>
                 <w:b/>
-                <w:sz w:val="20"/>
-                <w:szCs w:val="20"/>
+                <w:sz w:val="22"/>
+                <w:szCs w:val="22"/>
                 <w:color w:val="C00000"/>
               </w:rPr>
               <w:t xml:space="preserve">Profession Tax (PT)</w:t>
@@ -9010,7 +9040,7 @@
             </w:pPr>
             <w:r>
               <w:rPr>
-                <w:rFonts w:ascii="Microsoft Sans Serif" w:hAnsi="Microsoft Sans Serif"/>
+                <w:rFonts w:ascii="Roboto" w:hAnsi="Roboto"/>
                 <w:sz w:val="20"/>
                 <w:szCs w:val="20"/>
               </w:rPr>
@@ -9043,8 +9073,8 @@
               <w:rPr>
                 <w:rFonts w:ascii="Roboto" w:hAnsi="Roboto"/>
                 <w:b/>
-                <w:sz w:val="20"/>
-                <w:szCs w:val="20"/>
+                <w:sz w:val="22"/>
+                <w:szCs w:val="22"/>
                 <w:color w:val="C00000"/>
               </w:rPr>
               <w:t xml:space="preserve">Submission of for Significant Beneficial Ownership via form BEN-2</w:t>
@@ -9074,7 +9104,7 @@
             </w:pPr>
             <w:r>
               <w:rPr>
-                <w:rFonts w:ascii="Microsoft Sans Serif" w:hAnsi="Microsoft Sans Serif"/>
+                <w:rFonts w:ascii="Roboto" w:hAnsi="Roboto"/>
                 <w:sz w:val="20"/>
                 <w:szCs w:val="20"/>
               </w:rPr>
@@ -9107,8 +9137,8 @@
               <w:rPr>
                 <w:rFonts w:ascii="Roboto" w:hAnsi="Roboto"/>
                 <w:b/>
-                <w:sz w:val="20"/>
-                <w:szCs w:val="20"/>
+                <w:sz w:val="22"/>
+                <w:szCs w:val="22"/>
                 <w:color w:val="C00000"/>
               </w:rPr>
               <w:t xml:space="preserve">Filing of requisite forms with ROC (Form MGT 4, MGT 5, MGT 6)</w:t>
@@ -9138,7 +9168,7 @@
             </w:pPr>
             <w:r>
               <w:rPr>
-                <w:rFonts w:ascii="Microsoft Sans Serif" w:hAnsi="Microsoft Sans Serif"/>
+                <w:rFonts w:ascii="Roboto" w:hAnsi="Roboto"/>
                 <w:sz w:val="20"/>
                 <w:szCs w:val="20"/>
               </w:rPr>
@@ -9171,8 +9201,8 @@
               <w:rPr>
                 <w:rFonts w:ascii="Roboto" w:hAnsi="Roboto"/>
                 <w:b/>
-                <w:sz w:val="20"/>
-                <w:szCs w:val="20"/>
+                <w:sz w:val="22"/>
+                <w:szCs w:val="22"/>
                 <w:color w:val="C00000"/>
               </w:rPr>
               <w:t xml:space="preserve">Physical PAN Card of the company</w:t>
@@ -9202,7 +9232,7 @@
             </w:pPr>
             <w:r>
               <w:rPr>
-                <w:rFonts w:ascii="Microsoft Sans Serif" w:hAnsi="Microsoft Sans Serif"/>
+                <w:rFonts w:ascii="Roboto" w:hAnsi="Roboto"/>
                 <w:sz w:val="20"/>
                 <w:szCs w:val="20"/>
               </w:rPr>
@@ -9235,8 +9265,8 @@
               <w:rPr>
                 <w:rFonts w:ascii="Roboto" w:hAnsi="Roboto"/>
                 <w:b/>
-                <w:sz w:val="20"/>
-                <w:szCs w:val="20"/>
+                <w:sz w:val="22"/>
+                <w:szCs w:val="22"/>
                 <w:color w:val="C00000"/>
               </w:rPr>
               <w:t xml:space="preserve">Trademark Registration (exclusive of disbursement fees)</w:t>
@@ -9266,7 +9296,7 @@
             </w:pPr>
             <w:r>
               <w:rPr>
-                <w:rFonts w:ascii="Microsoft Sans Serif" w:hAnsi="Microsoft Sans Serif"/>
+                <w:rFonts w:ascii="Roboto" w:hAnsi="Roboto"/>
                 <w:sz w:val="20"/>
                 <w:szCs w:val="20"/>
               </w:rPr>
@@ -9299,8 +9329,8 @@
               <w:rPr>
                 <w:rFonts w:ascii="Roboto" w:hAnsi="Roboto"/>
                 <w:b/>
-                <w:sz w:val="20"/>
-                <w:szCs w:val="20"/>
+                <w:sz w:val="22"/>
+                <w:szCs w:val="22"/>
                 <w:color w:val="C00000"/>
               </w:rPr>
               <w:t xml:space="preserve">PAN for foreign director</w:t>
@@ -9330,11 +9360,75 @@
             </w:pPr>
             <w:r>
               <w:rPr>
-                <w:rFonts w:ascii="Microsoft Sans Serif" w:hAnsi="Microsoft Sans Serif"/>
+                <w:rFonts w:ascii="Roboto" w:hAnsi="Roboto"/>
                 <w:sz w:val="20"/>
                 <w:szCs w:val="20"/>
               </w:rPr>
               <w:t xml:space="preserve">200 per director</w:t>
+            </w:r>
+          </w:p>
+        </w:tc>
+      </w:tr>
+      <w:tr>
+        <w:tc>
+          <w:tcPr>
+            <w:tcW w:w="8208" w:type="dxa"/>
+            <w:tcBorders>
+              <w:top w:val="single" w:sz="4" w:color="000000"/>
+              <w:left w:val="single" w:sz="4" w:color="000000"/>
+              <w:right w:val="single" w:sz="4" w:color="000000"/>
+              <w:bottom w:val="single" w:sz="4" w:color="000000"/>
+            </w:tcBorders>
+            <w:vAlign w:val="top"/>
+            <w:tcMar>
+              <w:top w:w="80" w:type="dxa"/>
+              <w:bottom w:w="80" w:type="dxa"/>
+              <w:left w:w="120" w:type="dxa"/>
+              <w:right w:w="120" w:type="dxa"/>
+            </w:tcMar>
+          </w:tcPr>
+          <w:p>
+            <w:pPr/>
+            <w:r>
+              <w:rPr>
+                <w:rFonts w:ascii="Roboto" w:hAnsi="Roboto"/>
+                <w:b/>
+                <w:sz w:val="22"/>
+                <w:szCs w:val="22"/>
+                <w:color w:val="C00000"/>
+              </w:rPr>
+              <w:t xml:space="preserve">Assistance in opening of bank account</w:t>
+            </w:r>
+          </w:p>
+        </w:tc>
+        <w:tc>
+          <w:tcPr>
+            <w:tcW w:w="2160" w:type="dxa"/>
+            <w:tcBorders>
+              <w:top w:val="single" w:sz="4" w:color="000000"/>
+              <w:left w:val="single" w:sz="4" w:color="000000"/>
+              <w:right w:val="single" w:sz="4" w:color="000000"/>
+              <w:bottom w:val="single" w:sz="4" w:color="000000"/>
+            </w:tcBorders>
+            <w:vAlign w:val="center"/>
+            <w:tcMar>
+              <w:top w:w="80" w:type="dxa"/>
+              <w:bottom w:w="80" w:type="dxa"/>
+              <w:left w:w="120" w:type="dxa"/>
+              <w:right w:w="120" w:type="dxa"/>
+            </w:tcMar>
+          </w:tcPr>
+          <w:p>
+            <w:pPr>
+              <w:jc w:val="center"/>
+            </w:pPr>
+            <w:r>
+              <w:rPr>
+                <w:rFonts w:ascii="Roboto" w:hAnsi="Roboto"/>
+                <w:sz w:val="20"/>
+                <w:szCs w:val="20"/>
+              </w:rPr>
+              <w:t xml:space="preserve">250</w:t>
             </w:r>
           </w:p>
         </w:tc>
@@ -9353,8 +9447,8 @@
         <w:rPr>
           <w:rFonts w:ascii="Roboto" w:hAnsi="Roboto"/>
           <w:i/>
-          <w:sz w:val="22"/>
-          <w:szCs w:val="22"/>
+          <w:sz w:val="20"/>
+          <w:szCs w:val="20"/>
         </w:rPr>
         <w:t xml:space="preserve">*For every new director’s professional tax no., there shall be additional cost of $100 per director</w:t>
       </w:r>
@@ -9367,8 +9461,8 @@
         <w:rPr>
           <w:rFonts w:ascii="Roboto" w:hAnsi="Roboto"/>
           <w:i/>
-          <w:sz w:val="22"/>
-          <w:szCs w:val="22"/>
+          <w:sz w:val="20"/>
+          <w:szCs w:val="20"/>
         </w:rPr>
         <w:t xml:space="preserve">*Digital signature certificate (DSC) token can be obtained at a cost of USD 200 per applicant.</w:t>
       </w:r>
@@ -9506,8 +9600,8 @@
         <w:rPr>
           <w:rFonts w:ascii="Roboto" w:hAnsi="Roboto"/>
           <w:b/>
-          <w:sz w:val="22"/>
-          <w:szCs w:val="22"/>
+          <w:sz w:val="24"/>
+          <w:szCs w:val="24"/>
           <w:color w:val="C00000"/>
         </w:rPr>
         <w:t xml:space="preserve">Nominee Director and Registered Office Address Service</w:t>
@@ -9557,7 +9651,7 @@
             <w:pPr/>
             <w:r>
               <w:rPr>
-                <w:rFonts w:ascii="Microsoft Sans Serif" w:hAnsi="Microsoft Sans Serif"/>
+                <w:rFonts w:ascii="Roboto" w:hAnsi="Roboto"/>
                 <w:b/>
                 <w:sz w:val="20"/>
                 <w:szCs w:val="20"/>
@@ -9589,7 +9683,7 @@
             </w:pPr>
             <w:r>
               <w:rPr>
-                <w:rFonts w:ascii="Microsoft Sans Serif" w:hAnsi="Microsoft Sans Serif"/>
+                <w:rFonts w:ascii="Roboto" w:hAnsi="Roboto"/>
                 <w:b/>
                 <w:sz w:val="20"/>
                 <w:szCs w:val="20"/>
@@ -9623,67 +9717,22 @@
               <w:rPr>
                 <w:rFonts w:ascii="Roboto" w:hAnsi="Roboto"/>
                 <w:b/>
+                <w:sz w:val="22"/>
+                <w:szCs w:val="22"/>
+                <w:color w:val="C00000"/>
+              </w:rPr>
+              <w:t xml:space="preserve">Registered Office Service</w:t>
+            </w:r>
+          </w:p>
+          <w:p>
+            <w:pPr/>
+            <w:r>
+              <w:rPr>
+                <w:rFonts w:ascii="Roboto" w:hAnsi="Roboto"/>
                 <w:sz w:val="20"/>
                 <w:szCs w:val="20"/>
-                <w:color w:val="C00000"/>
-              </w:rPr>
-              <w:t xml:space="preserve">Nominee Director Service</w:t>
-            </w:r>
-          </w:p>
-          <w:p>
-            <w:pPr>
-              <w:spacing w:after="40"/>
-              <w:jc w:val="both"/>
-            </w:pPr>
-            <w:r>
-              <w:rPr>
-                <w:rFonts w:ascii="Roboto" w:hAnsi="Roboto"/>
-                <w:sz w:val="22"/>
-                <w:szCs w:val="22"/>
-              </w:rPr>
-              <w:t xml:space="preserve">A refundable Security deposit per nominee @USD 5000 applies*. Refundable upon cessation of Nominee Director Service</w:t>
-            </w:r>
-          </w:p>
-          <w:p>
-            <w:pPr>
-              <w:spacing w:after="40"/>
-              <w:jc w:val="both"/>
-            </w:pPr>
-            <w:r>
-              <w:rPr>
-                <w:rFonts w:ascii="Roboto" w:hAnsi="Roboto"/>
-                <w:sz w:val="22"/>
-                <w:szCs w:val="22"/>
-              </w:rPr>
-              <w:t xml:space="preserve">Director’s fee for attending a physical or recorded or live board meeting @USD300 per director per board meeting</w:t>
-            </w:r>
-          </w:p>
-          <w:p>
-            <w:pPr>
-              <w:spacing w:after="40"/>
-              <w:jc w:val="both"/>
-            </w:pPr>
-            <w:r>
-              <w:rPr>
-                <w:rFonts w:ascii="Roboto" w:hAnsi="Roboto"/>
-                <w:sz w:val="22"/>
-                <w:szCs w:val="22"/>
-              </w:rPr>
-              <w:t xml:space="preserve">Every nominee director needs to be protected under a director’s indemnity policy. Premium of indemnity bond to be charged on actual basis.</w:t>
-            </w:r>
-          </w:p>
-          <w:p>
-            <w:pPr>
-              <w:spacing w:after="40"/>
-              <w:jc w:val="both"/>
-            </w:pPr>
-            <w:r>
-              <w:rPr>
-                <w:rFonts w:ascii="Roboto" w:hAnsi="Roboto"/>
-                <w:sz w:val="22"/>
-                <w:szCs w:val="22"/>
-              </w:rPr>
-              <w:t xml:space="preserve">To ensure the removal of a nominee director from registrations ***with various authorities where required, InCorp must be notified at least three months in advance.</w:t>
+              </w:rPr>
+              <w:t xml:space="preserve">A refundable Security deposit @USD 2500 applies**. Refundable upon cessation of Registered office service.</w:t>
             </w:r>
           </w:p>
         </w:tc>
@@ -9710,7 +9759,127 @@
             </w:pPr>
             <w:r>
               <w:rPr>
-                <w:rFonts w:ascii="Microsoft Sans Serif" w:hAnsi="Microsoft Sans Serif"/>
+                <w:rFonts w:ascii="Roboto" w:hAnsi="Roboto"/>
+                <w:sz w:val="20"/>
+                <w:szCs w:val="20"/>
+              </w:rPr>
+              <w:t xml:space="preserve">300</w:t>
+            </w:r>
+          </w:p>
+        </w:tc>
+      </w:tr>
+      <w:tr>
+        <w:tc>
+          <w:tcPr>
+            <w:tcW w:w="8208" w:type="dxa"/>
+            <w:tcBorders>
+              <w:top w:val="single" w:sz="4" w:color="000000"/>
+              <w:left w:val="single" w:sz="4" w:color="000000"/>
+              <w:right w:val="single" w:sz="4" w:color="000000"/>
+              <w:bottom w:val="single" w:sz="4" w:color="000000"/>
+            </w:tcBorders>
+            <w:vAlign w:val="top"/>
+            <w:tcMar>
+              <w:top w:w="80" w:type="dxa"/>
+              <w:bottom w:w="80" w:type="dxa"/>
+              <w:left w:w="120" w:type="dxa"/>
+              <w:right w:w="120" w:type="dxa"/>
+            </w:tcMar>
+          </w:tcPr>
+          <w:p>
+            <w:pPr/>
+            <w:r>
+              <w:rPr>
+                <w:rFonts w:ascii="Roboto" w:hAnsi="Roboto"/>
+                <w:b/>
+                <w:sz w:val="22"/>
+                <w:szCs w:val="22"/>
+                <w:color w:val="C00000"/>
+              </w:rPr>
+              <w:t xml:space="preserve">Nominee Director Service</w:t>
+            </w:r>
+          </w:p>
+          <w:p>
+            <w:pPr>
+              <w:spacing w:after="40"/>
+              <w:jc w:val="both"/>
+            </w:pPr>
+            <w:r>
+              <w:rPr>
+                <w:rFonts w:ascii="Roboto" w:hAnsi="Roboto"/>
+                <w:sz w:val="20"/>
+                <w:szCs w:val="20"/>
+              </w:rPr>
+              <w:t xml:space="preserve">A refundable Security deposit per nominee @USD 5000 applies*. Refundable upon cessation of Nominee Director Service</w:t>
+            </w:r>
+          </w:p>
+          <w:p>
+            <w:pPr>
+              <w:spacing w:after="40"/>
+              <w:jc w:val="both"/>
+            </w:pPr>
+            <w:r>
+              <w:rPr>
+                <w:rFonts w:ascii="Roboto" w:hAnsi="Roboto"/>
+                <w:sz w:val="20"/>
+                <w:szCs w:val="20"/>
+              </w:rPr>
+              <w:t xml:space="preserve">Director’s fee for attending a physical or recorded or live board meeting @USD300 per director per board meeting</w:t>
+            </w:r>
+          </w:p>
+          <w:p>
+            <w:pPr>
+              <w:spacing w:after="40"/>
+              <w:jc w:val="both"/>
+            </w:pPr>
+            <w:r>
+              <w:rPr>
+                <w:rFonts w:ascii="Roboto" w:hAnsi="Roboto"/>
+                <w:sz w:val="20"/>
+                <w:szCs w:val="20"/>
+              </w:rPr>
+              <w:t xml:space="preserve">Every nominee director needs to be protected under a director’s indemnity policy. Premium of indemnity bond to be charged on actual basis.</w:t>
+            </w:r>
+          </w:p>
+          <w:p>
+            <w:pPr>
+              <w:spacing w:after="40"/>
+              <w:jc w:val="both"/>
+            </w:pPr>
+            <w:r>
+              <w:rPr>
+                <w:rFonts w:ascii="Roboto" w:hAnsi="Roboto"/>
+                <w:sz w:val="20"/>
+                <w:szCs w:val="20"/>
+              </w:rPr>
+              <w:t xml:space="preserve">To ensure the removal of a nominee director from registrations ***with various authorities where required, InCorp must be notified at least three months in advance.</w:t>
+            </w:r>
+          </w:p>
+        </w:tc>
+        <w:tc>
+          <w:tcPr>
+            <w:tcW w:w="2160" w:type="dxa"/>
+            <w:tcBorders>
+              <w:top w:val="single" w:sz="4" w:color="000000"/>
+              <w:left w:val="single" w:sz="4" w:color="000000"/>
+              <w:right w:val="single" w:sz="4" w:color="000000"/>
+              <w:bottom w:val="single" w:sz="4" w:color="000000"/>
+            </w:tcBorders>
+            <w:vAlign w:val="center"/>
+            <w:tcMar>
+              <w:top w:w="80" w:type="dxa"/>
+              <w:bottom w:w="80" w:type="dxa"/>
+              <w:left w:w="120" w:type="dxa"/>
+              <w:right w:w="120" w:type="dxa"/>
+            </w:tcMar>
+          </w:tcPr>
+          <w:p>
+            <w:pPr>
+              <w:jc w:val="center"/>
+            </w:pPr>
+            <w:r>
+              <w:rPr>
+                <w:rFonts w:ascii="Roboto" w:hAnsi="Roboto"/>
                 <w:sz w:val="20"/>
                 <w:szCs w:val="20"/>
               </w:rPr>
@@ -9958,8 +10127,8 @@
         <w:rPr>
           <w:rFonts w:ascii="Roboto" w:hAnsi="Roboto"/>
           <w:b/>
-          <w:sz w:val="22"/>
-          <w:szCs w:val="22"/>
+          <w:sz w:val="24"/>
+          <w:szCs w:val="24"/>
           <w:color w:val="C00000"/>
         </w:rPr>
         <w:t xml:space="preserve">C. Accounting / Tax / Payroll / Annual Compliance Services</w:t>
@@ -10030,7 +10199,7 @@
             <w:pPr/>
             <w:r>
               <w:rPr>
-                <w:rFonts w:ascii="Microsoft Sans Serif" w:hAnsi="Microsoft Sans Serif"/>
+                <w:rFonts w:ascii="Roboto" w:hAnsi="Roboto"/>
                 <w:b/>
                 <w:sz w:val="20"/>
                 <w:szCs w:val="20"/>
@@ -10062,7 +10231,7 @@
             </w:pPr>
             <w:r>
               <w:rPr>
-                <w:rFonts w:ascii="Microsoft Sans Serif" w:hAnsi="Microsoft Sans Serif"/>
+                <w:rFonts w:ascii="Roboto" w:hAnsi="Roboto"/>
                 <w:b/>
                 <w:sz w:val="20"/>
                 <w:szCs w:val="20"/>
@@ -10092,7 +10261,7 @@
             <w:pPr/>
             <w:r>
               <w:rPr>
-                <w:rFonts w:ascii="Microsoft Sans Serif" w:hAnsi="Microsoft Sans Serif"/>
+                <w:rFonts w:ascii="Roboto" w:hAnsi="Roboto"/>
                 <w:b/>
                 <w:sz w:val="20"/>
                 <w:szCs w:val="20"/>
@@ -10124,7 +10293,7 @@
             </w:pPr>
             <w:r>
               <w:rPr>
-                <w:rFonts w:ascii="Microsoft Sans Serif" w:hAnsi="Microsoft Sans Serif"/>
+                <w:rFonts w:ascii="Roboto" w:hAnsi="Roboto"/>
                 <w:b/>
                 <w:sz w:val="20"/>
                 <w:szCs w:val="20"/>
@@ -10192,7 +10361,7 @@
             </w:pPr>
             <w:r>
               <w:rPr>
-                <w:rFonts w:ascii="Microsoft Sans Serif" w:hAnsi="Microsoft Sans Serif"/>
+                <w:rFonts w:ascii="Roboto" w:hAnsi="Roboto"/>
                 <w:sz w:val="20"/>
                 <w:szCs w:val="20"/>
               </w:rPr>
@@ -10271,7 +10440,7 @@
             </w:pPr>
             <w:r>
               <w:rPr>
-                <w:rFonts w:ascii="Microsoft Sans Serif" w:hAnsi="Microsoft Sans Serif"/>
+                <w:rFonts w:ascii="Roboto" w:hAnsi="Roboto"/>
                 <w:sz w:val="20"/>
                 <w:szCs w:val="20"/>
               </w:rPr>
@@ -10318,7 +10487,7 @@
             </w:pPr>
             <w:r>
               <w:rPr>
-                <w:rFonts w:ascii="Microsoft Sans Serif" w:hAnsi="Microsoft Sans Serif"/>
+                <w:rFonts w:ascii="Roboto" w:hAnsi="Roboto"/>
                 <w:sz w:val="20"/>
                 <w:szCs w:val="20"/>
               </w:rPr>
@@ -10425,7 +10594,7 @@
             </w:pPr>
             <w:r>
               <w:rPr>
-                <w:rFonts w:ascii="Microsoft Sans Serif" w:hAnsi="Microsoft Sans Serif"/>
+                <w:rFonts w:ascii="Roboto" w:hAnsi="Roboto"/>
                 <w:sz w:val="20"/>
                 <w:szCs w:val="20"/>
               </w:rPr>
@@ -10472,7 +10641,7 @@
             </w:pPr>
             <w:r>
               <w:rPr>
-                <w:rFonts w:ascii="Microsoft Sans Serif" w:hAnsi="Microsoft Sans Serif"/>
+                <w:rFonts w:ascii="Roboto" w:hAnsi="Roboto"/>
                 <w:sz w:val="20"/>
                 <w:szCs w:val="20"/>
               </w:rPr>
@@ -10565,7 +10734,7 @@
             </w:pPr>
             <w:r>
               <w:rPr>
-                <w:rFonts w:ascii="Microsoft Sans Serif" w:hAnsi="Microsoft Sans Serif"/>
+                <w:rFonts w:ascii="Roboto" w:hAnsi="Roboto"/>
                 <w:sz w:val="20"/>
                 <w:szCs w:val="20"/>
               </w:rPr>
@@ -10631,7 +10800,7 @@
             </w:pPr>
             <w:r>
               <w:rPr>
-                <w:rFonts w:ascii="Microsoft Sans Serif" w:hAnsi="Microsoft Sans Serif"/>
+                <w:rFonts w:ascii="Roboto" w:hAnsi="Roboto"/>
                 <w:sz w:val="20"/>
                 <w:szCs w:val="20"/>
               </w:rPr>
@@ -10724,7 +10893,7 @@
             </w:pPr>
             <w:r>
               <w:rPr>
-                <w:rFonts w:ascii="Microsoft Sans Serif" w:hAnsi="Microsoft Sans Serif"/>
+                <w:rFonts w:ascii="Roboto" w:hAnsi="Roboto"/>
                 <w:sz w:val="20"/>
                 <w:szCs w:val="20"/>
               </w:rPr>
@@ -10790,7 +10959,7 @@
             </w:pPr>
             <w:r>
               <w:rPr>
-                <w:rFonts w:ascii="Microsoft Sans Serif" w:hAnsi="Microsoft Sans Serif"/>
+                <w:rFonts w:ascii="Roboto" w:hAnsi="Roboto"/>
                 <w:sz w:val="20"/>
                 <w:szCs w:val="20"/>
               </w:rPr>
@@ -10867,7 +11036,7 @@
             </w:pPr>
             <w:r>
               <w:rPr>
-                <w:rFonts w:ascii="Microsoft Sans Serif" w:hAnsi="Microsoft Sans Serif"/>
+                <w:rFonts w:ascii="Roboto" w:hAnsi="Roboto"/>
                 <w:sz w:val="20"/>
                 <w:szCs w:val="20"/>
               </w:rPr>
@@ -10934,7 +11103,7 @@
             </w:pPr>
             <w:r>
               <w:rPr>
-                <w:rFonts w:ascii="Microsoft Sans Serif" w:hAnsi="Microsoft Sans Serif"/>
+                <w:rFonts w:ascii="Roboto" w:hAnsi="Roboto"/>
                 <w:sz w:val="20"/>
                 <w:szCs w:val="20"/>
               </w:rPr>
@@ -10997,7 +11166,7 @@
             </w:pPr>
             <w:r>
               <w:rPr>
-                <w:rFonts w:ascii="Microsoft Sans Serif" w:hAnsi="Microsoft Sans Serif"/>
+                <w:rFonts w:ascii="Roboto" w:hAnsi="Roboto"/>
                 <w:sz w:val="20"/>
                 <w:szCs w:val="20"/>
               </w:rPr>
@@ -11044,7 +11213,7 @@
             </w:pPr>
             <w:r>
               <w:rPr>
-                <w:rFonts w:ascii="Microsoft Sans Serif" w:hAnsi="Microsoft Sans Serif"/>
+                <w:rFonts w:ascii="Roboto" w:hAnsi="Roboto"/>
                 <w:sz w:val="20"/>
                 <w:szCs w:val="20"/>
               </w:rPr>
@@ -11107,170 +11276,11 @@
             </w:pPr>
             <w:r>
               <w:rPr>
-                <w:rFonts w:ascii="Microsoft Sans Serif" w:hAnsi="Microsoft Sans Serif"/>
+                <w:rFonts w:ascii="Roboto" w:hAnsi="Roboto"/>
                 <w:sz w:val="20"/>
                 <w:szCs w:val="20"/>
               </w:rPr>
               <w:t xml:space="preserve">350 per annum</w:t>
-            </w:r>
-          </w:p>
-        </w:tc>
-      </w:tr>
-      <w:tr>
-        <w:tc>
-          <w:tcPr>
-            <w:tcW w:w="1872" w:type="dxa"/>
-            <w:tcBorders>
-              <w:top w:val="single" w:sz="4" w:color="000000"/>
-              <w:left w:val="single" w:sz="4" w:color="000000"/>
-              <w:right w:val="single" w:sz="4" w:color="000000"/>
-              <w:bottom w:val="single" w:sz="4" w:color="000000"/>
-            </w:tcBorders>
-            <w:vAlign w:val="center"/>
-            <w:tcMar>
-              <w:top w:w="80" w:type="dxa"/>
-              <w:bottom w:w="80" w:type="dxa"/>
-              <w:left w:w="120" w:type="dxa"/>
-              <w:right w:w="120" w:type="dxa"/>
-            </w:tcMar>
-          </w:tcPr>
-          <w:p>
-            <w:pPr>
-              <w:jc w:val="center"/>
-            </w:pPr>
-            <w:r>
-              <w:rPr>
-                <w:rFonts w:ascii="Roboto" w:hAnsi="Roboto"/>
-                <w:b/>
-                <w:sz w:val="20"/>
-                <w:szCs w:val="20"/>
-                <w:color w:val="C00000"/>
-              </w:rPr>
-              <w:t xml:space="preserve">Accounting</w:t>
-            </w:r>
-          </w:p>
-        </w:tc>
-        <w:tc>
-          <w:tcPr>
-            <w:tcW w:w="1872" w:type="dxa"/>
-            <w:tcBorders>
-              <w:top w:val="single" w:sz="4" w:color="000000"/>
-              <w:left w:val="single" w:sz="4" w:color="000000"/>
-              <w:right w:val="single" w:sz="4" w:color="000000"/>
-              <w:bottom w:val="single" w:sz="4" w:color="000000"/>
-            </w:tcBorders>
-            <w:vAlign w:val="center"/>
-            <w:tcMar>
-              <w:top w:w="80" w:type="dxa"/>
-              <w:bottom w:w="80" w:type="dxa"/>
-              <w:left w:w="120" w:type="dxa"/>
-              <w:right w:w="120" w:type="dxa"/>
-            </w:tcMar>
-          </w:tcPr>
-          <w:p>
-            <w:pPr>
-              <w:jc w:val="center"/>
-            </w:pPr>
-            <w:r>
-              <w:rPr>
-                <w:rFonts w:ascii="Microsoft Sans Serif" w:hAnsi="Microsoft Sans Serif"/>
-                <w:sz w:val="20"/>
-                <w:szCs w:val="20"/>
-              </w:rPr>
-              <w:t xml:space="preserve">One time</w:t>
-            </w:r>
-          </w:p>
-        </w:tc>
-        <w:tc>
-          <w:tcPr>
-            <w:tcW w:w="4608" w:type="dxa"/>
-            <w:tcBorders>
-              <w:top w:val="single" w:sz="4" w:color="000000"/>
-              <w:left w:val="single" w:sz="4" w:color="000000"/>
-              <w:right w:val="single" w:sz="4" w:color="000000"/>
-              <w:bottom w:val="single" w:sz="4" w:color="000000"/>
-            </w:tcBorders>
-            <w:vAlign w:val="top"/>
-            <w:tcMar>
-              <w:top w:w="80" w:type="dxa"/>
-              <w:bottom w:w="80" w:type="dxa"/>
-              <w:left w:w="120" w:type="dxa"/>
-              <w:right w:w="120" w:type="dxa"/>
-            </w:tcMar>
-          </w:tcPr>
-          <w:p>
-            <w:pPr>
-              <w:spacing w:after="40"/>
-              <w:jc w:val="both"/>
-            </w:pPr>
-            <w:r>
-              <w:rPr>
-                <w:rFonts w:ascii="Roboto" w:hAnsi="Roboto"/>
-                <w:b/>
-                <w:u w:val="single"/>
-                <w:sz w:val="20"/>
-                <w:szCs w:val="20"/>
-              </w:rPr>
-              <w:t xml:space="preserve">Setup of accounting software</w:t>
-            </w:r>
-          </w:p>
-          <w:p>
-            <w:pPr>
-              <w:spacing w:after="40"/>
-              <w:jc w:val="both"/>
-            </w:pPr>
-            <w:r>
-              <w:rPr>
-                <w:rFonts w:ascii="Roboto" w:hAnsi="Roboto"/>
-                <w:sz w:val="22"/>
-                <w:szCs w:val="22"/>
-              </w:rPr>
-              <w:t xml:space="preserve">• Liaison with the software expert for the setup</w:t>
-            </w:r>
-          </w:p>
-          <w:p>
-            <w:pPr>
-              <w:spacing w:after="40"/>
-              <w:jc w:val="both"/>
-            </w:pPr>
-            <w:r>
-              <w:rPr>
-                <w:rFonts w:ascii="Roboto" w:hAnsi="Roboto"/>
-                <w:sz w:val="22"/>
-                <w:szCs w:val="22"/>
-              </w:rPr>
-              <w:t xml:space="preserve">• Ensure due configuration of the software with applicable laws</w:t>
-            </w:r>
-          </w:p>
-        </w:tc>
-        <w:tc>
-          <w:tcPr>
-            <w:tcW w:w="2015" w:type="dxa"/>
-            <w:tcBorders>
-              <w:top w:val="single" w:sz="4" w:color="000000"/>
-              <w:left w:val="single" w:sz="4" w:color="000000"/>
-              <w:right w:val="single" w:sz="4" w:color="000000"/>
-              <w:bottom w:val="single" w:sz="4" w:color="000000"/>
-            </w:tcBorders>
-            <w:vAlign w:val="center"/>
-            <w:tcMar>
-              <w:top w:w="80" w:type="dxa"/>
-              <w:bottom w:w="80" w:type="dxa"/>
-              <w:left w:w="120" w:type="dxa"/>
-              <w:right w:w="120" w:type="dxa"/>
-            </w:tcMar>
-          </w:tcPr>
-          <w:p>
-            <w:pPr>
-              <w:jc w:val="center"/>
-            </w:pPr>
-            <w:r>
-              <w:rPr>
-                <w:rFonts w:ascii="Microsoft Sans Serif" w:hAnsi="Microsoft Sans Serif"/>
-                <w:sz w:val="20"/>
-                <w:szCs w:val="20"/>
-              </w:rPr>
-              <w:t xml:space="preserve">300 one time</w:t>
             </w:r>
           </w:p>
         </w:tc>
@@ -11306,7 +11316,7 @@
                 <w:szCs w:val="20"/>
                 <w:color w:val="C00000"/>
               </w:rPr>
-              <w:t xml:space="preserve">Payroll</w:t>
+              <w:t xml:space="preserve">Accounting</w:t>
             </w:r>
           </w:p>
         </w:tc>
@@ -11333,7 +11343,7 @@
             </w:pPr>
             <w:r>
               <w:rPr>
-                <w:rFonts w:ascii="Microsoft Sans Serif" w:hAnsi="Microsoft Sans Serif"/>
+                <w:rFonts w:ascii="Roboto" w:hAnsi="Roboto"/>
                 <w:sz w:val="20"/>
                 <w:szCs w:val="20"/>
               </w:rPr>
@@ -11366,10 +11376,40 @@
             <w:r>
               <w:rPr>
                 <w:rFonts w:ascii="Roboto" w:hAnsi="Roboto"/>
+                <w:b/>
+                <w:u w:val="single"/>
+                <w:sz w:val="20"/>
+                <w:szCs w:val="20"/>
+              </w:rPr>
+              <w:t xml:space="preserve">Setup of accounting software</w:t>
+            </w:r>
+          </w:p>
+          <w:p>
+            <w:pPr>
+              <w:spacing w:after="40"/>
+              <w:jc w:val="both"/>
+            </w:pPr>
+            <w:r>
+              <w:rPr>
+                <w:rFonts w:ascii="Roboto" w:hAnsi="Roboto"/>
                 <w:sz w:val="22"/>
                 <w:szCs w:val="22"/>
               </w:rPr>
-              <w:t xml:space="preserve">Payroll Setup (Scope as per Annexure 2)</w:t>
+              <w:t xml:space="preserve">• Liaison with the software expert for the setup</w:t>
+            </w:r>
+          </w:p>
+          <w:p>
+            <w:pPr>
+              <w:spacing w:after="40"/>
+              <w:jc w:val="both"/>
+            </w:pPr>
+            <w:r>
+              <w:rPr>
+                <w:rFonts w:ascii="Roboto" w:hAnsi="Roboto"/>
+                <w:sz w:val="22"/>
+                <w:szCs w:val="22"/>
+              </w:rPr>
+              <w:t xml:space="preserve">• Ensure due configuration of the software with applicable laws</w:t>
             </w:r>
           </w:p>
         </w:tc>
@@ -11396,11 +11436,11 @@
             </w:pPr>
             <w:r>
               <w:rPr>
-                <w:rFonts w:ascii="Microsoft Sans Serif" w:hAnsi="Microsoft Sans Serif"/>
+                <w:rFonts w:ascii="Roboto" w:hAnsi="Roboto"/>
                 <w:sz w:val="20"/>
                 <w:szCs w:val="20"/>
               </w:rPr>
-              <w:t xml:space="preserve">500 one time</w:t>
+              <w:t xml:space="preserve">300 one time</w:t>
             </w:r>
           </w:p>
         </w:tc>
@@ -11443,11 +11483,11 @@
             </w:pPr>
             <w:r>
               <w:rPr>
-                <w:rFonts w:ascii="Microsoft Sans Serif" w:hAnsi="Microsoft Sans Serif"/>
+                <w:rFonts w:ascii="Roboto" w:hAnsi="Roboto"/>
                 <w:sz w:val="20"/>
                 <w:szCs w:val="20"/>
               </w:rPr>
-              <w:t xml:space="preserve">One time</w:t>
+              <w:t xml:space="preserve">Monthly</w:t>
             </w:r>
           </w:p>
         </w:tc>
@@ -11476,10 +11516,12 @@
             <w:r>
               <w:rPr>
                 <w:rFonts w:ascii="Roboto" w:hAnsi="Roboto"/>
-                <w:sz w:val="22"/>
-                <w:szCs w:val="22"/>
-              </w:rPr>
-              <w:t xml:space="preserve">1. Obtaining Shop and establishment registration</w:t>
+                <w:b/>
+                <w:u w:val="single"/>
+                <w:sz w:val="20"/>
+                <w:szCs w:val="20"/>
+              </w:rPr>
+              <w:t xml:space="preserve">Accounting and maintenance of books of accounts:</w:t>
             </w:r>
           </w:p>
           <w:p>
@@ -11493,7 +11535,35 @@
                 <w:sz w:val="22"/>
                 <w:szCs w:val="22"/>
               </w:rPr>
-              <w:t xml:space="preserve">2. Drafting of POSH policy</w:t>
+              <w:t xml:space="preserve">• Data entry in accounting software</w:t>
+            </w:r>
+          </w:p>
+          <w:p>
+            <w:pPr>
+              <w:spacing w:after="40"/>
+              <w:jc w:val="both"/>
+            </w:pPr>
+            <w:r>
+              <w:rPr>
+                <w:rFonts w:ascii="Roboto" w:hAnsi="Roboto"/>
+                <w:sz w:val="22"/>
+                <w:szCs w:val="22"/>
+              </w:rPr>
+              <w:t xml:space="preserve">• Weekly processing of Bank Reconciliation</w:t>
+            </w:r>
+          </w:p>
+          <w:p>
+            <w:pPr>
+              <w:spacing w:after="40"/>
+              <w:jc w:val="both"/>
+            </w:pPr>
+            <w:r>
+              <w:rPr>
+                <w:rFonts w:ascii="Roboto" w:hAnsi="Roboto"/>
+                <w:sz w:val="22"/>
+                <w:szCs w:val="22"/>
+              </w:rPr>
+              <w:t xml:space="preserve">• Weekly processing of Purchase invoices</w:t>
             </w:r>
           </w:p>
         </w:tc>
@@ -11520,11 +11590,11 @@
             </w:pPr>
             <w:r>
               <w:rPr>
-                <w:rFonts w:ascii="Microsoft Sans Serif" w:hAnsi="Microsoft Sans Serif"/>
+                <w:rFonts w:ascii="Roboto" w:hAnsi="Roboto"/>
                 <w:sz w:val="20"/>
                 <w:szCs w:val="20"/>
               </w:rPr>
-              <w:t xml:space="preserve">500 one time</w:t>
+              <w:t xml:space="preserve">200 per month</w:t>
             </w:r>
           </w:p>
         </w:tc>
@@ -11567,11 +11637,11 @@
             </w:pPr>
             <w:r>
               <w:rPr>
-                <w:rFonts w:ascii="Microsoft Sans Serif" w:hAnsi="Microsoft Sans Serif"/>
+                <w:rFonts w:ascii="Roboto" w:hAnsi="Roboto"/>
                 <w:sz w:val="20"/>
                 <w:szCs w:val="20"/>
               </w:rPr>
-              <w:t xml:space="preserve">Monthly</w:t>
+              <w:t xml:space="preserve">Annual</w:t>
             </w:r>
           </w:p>
         </w:tc>
@@ -11603,7 +11673,21 @@
                 <w:sz w:val="22"/>
                 <w:szCs w:val="22"/>
               </w:rPr>
-              <w:t xml:space="preserve">Payroll Processing (Scope as per Annexure 3)</w:t>
+              <w:t xml:space="preserve">• Preparation of the financial Statements as per the Indian accounting Standards</w:t>
+            </w:r>
+          </w:p>
+          <w:p>
+            <w:pPr>
+              <w:spacing w:after="40"/>
+              <w:jc w:val="both"/>
+            </w:pPr>
+            <w:r>
+              <w:rPr>
+                <w:rFonts w:ascii="Roboto" w:hAnsi="Roboto"/>
+                <w:sz w:val="22"/>
+                <w:szCs w:val="22"/>
+              </w:rPr>
+              <w:t xml:space="preserve">• Liaising with auditors for audit, compliance and related matters</w:t>
             </w:r>
           </w:p>
         </w:tc>
@@ -11630,11 +11714,141 @@
             </w:pPr>
             <w:r>
               <w:rPr>
-                <w:rFonts w:ascii="Microsoft Sans Serif" w:hAnsi="Microsoft Sans Serif"/>
+                <w:rFonts w:ascii="Roboto" w:hAnsi="Roboto"/>
                 <w:sz w:val="20"/>
                 <w:szCs w:val="20"/>
               </w:rPr>
-              <w:t xml:space="preserve">125 per month</w:t>
+              <w:t xml:space="preserve">500 per annum</w:t>
+            </w:r>
+          </w:p>
+        </w:tc>
+      </w:tr>
+      <w:tr>
+        <w:tc>
+          <w:tcPr>
+            <w:tcW w:w="1872" w:type="dxa"/>
+            <w:tcBorders>
+              <w:top w:val="single" w:sz="4" w:color="000000"/>
+              <w:left w:val="single" w:sz="4" w:color="000000"/>
+              <w:right w:val="single" w:sz="4" w:color="000000"/>
+              <w:bottom w:val="single" w:sz="4" w:color="000000"/>
+            </w:tcBorders>
+            <w:vAlign w:val="center"/>
+            <w:tcMar>
+              <w:top w:w="80" w:type="dxa"/>
+              <w:bottom w:w="80" w:type="dxa"/>
+              <w:left w:w="120" w:type="dxa"/>
+              <w:right w:w="120" w:type="dxa"/>
+            </w:tcMar>
+            <w:vMerge w:val="restart"/>
+          </w:tcPr>
+          <w:p>
+            <w:pPr>
+              <w:jc w:val="center"/>
+            </w:pPr>
+            <w:r>
+              <w:rPr>
+                <w:rFonts w:ascii="Roboto" w:hAnsi="Roboto"/>
+                <w:b/>
+                <w:sz w:val="20"/>
+                <w:szCs w:val="20"/>
+                <w:color w:val="C00000"/>
+              </w:rPr>
+              <w:t xml:space="preserve">Payroll</w:t>
+            </w:r>
+          </w:p>
+        </w:tc>
+        <w:tc>
+          <w:tcPr>
+            <w:tcW w:w="1872" w:type="dxa"/>
+            <w:tcBorders>
+              <w:top w:val="single" w:sz="4" w:color="000000"/>
+              <w:left w:val="single" w:sz="4" w:color="000000"/>
+              <w:right w:val="single" w:sz="4" w:color="000000"/>
+              <w:bottom w:val="single" w:sz="4" w:color="000000"/>
+            </w:tcBorders>
+            <w:vAlign w:val="center"/>
+            <w:tcMar>
+              <w:top w:w="80" w:type="dxa"/>
+              <w:bottom w:w="80" w:type="dxa"/>
+              <w:left w:w="120" w:type="dxa"/>
+              <w:right w:w="120" w:type="dxa"/>
+            </w:tcMar>
+          </w:tcPr>
+          <w:p>
+            <w:pPr>
+              <w:jc w:val="center"/>
+            </w:pPr>
+            <w:r>
+              <w:rPr>
+                <w:rFonts w:ascii="Roboto" w:hAnsi="Roboto"/>
+                <w:sz w:val="20"/>
+                <w:szCs w:val="20"/>
+              </w:rPr>
+              <w:t xml:space="preserve">One time</w:t>
+            </w:r>
+          </w:p>
+        </w:tc>
+        <w:tc>
+          <w:tcPr>
+            <w:tcW w:w="4608" w:type="dxa"/>
+            <w:tcBorders>
+              <w:top w:val="single" w:sz="4" w:color="000000"/>
+              <w:left w:val="single" w:sz="4" w:color="000000"/>
+              <w:right w:val="single" w:sz="4" w:color="000000"/>
+              <w:bottom w:val="single" w:sz="4" w:color="000000"/>
+            </w:tcBorders>
+            <w:vAlign w:val="top"/>
+            <w:tcMar>
+              <w:top w:w="80" w:type="dxa"/>
+              <w:bottom w:w="80" w:type="dxa"/>
+              <w:left w:w="120" w:type="dxa"/>
+              <w:right w:w="120" w:type="dxa"/>
+            </w:tcMar>
+          </w:tcPr>
+          <w:p>
+            <w:pPr>
+              <w:spacing w:after="40"/>
+              <w:jc w:val="both"/>
+            </w:pPr>
+            <w:r>
+              <w:rPr>
+                <w:rFonts w:ascii="Roboto" w:hAnsi="Roboto"/>
+                <w:sz w:val="22"/>
+                <w:szCs w:val="22"/>
+              </w:rPr>
+              <w:t xml:space="preserve">Payroll Setup (Scope as per Annexure 2)</w:t>
+            </w:r>
+          </w:p>
+        </w:tc>
+        <w:tc>
+          <w:tcPr>
+            <w:tcW w:w="2015" w:type="dxa"/>
+            <w:tcBorders>
+              <w:top w:val="single" w:sz="4" w:color="000000"/>
+              <w:left w:val="single" w:sz="4" w:color="000000"/>
+              <w:right w:val="single" w:sz="4" w:color="000000"/>
+              <w:bottom w:val="single" w:sz="4" w:color="000000"/>
+            </w:tcBorders>
+            <w:vAlign w:val="center"/>
+            <w:tcMar>
+              <w:top w:w="80" w:type="dxa"/>
+              <w:bottom w:w="80" w:type="dxa"/>
+              <w:left w:w="120" w:type="dxa"/>
+              <w:right w:w="120" w:type="dxa"/>
+            </w:tcMar>
+          </w:tcPr>
+          <w:p>
+            <w:pPr>
+              <w:jc w:val="center"/>
+            </w:pPr>
+            <w:r>
+              <w:rPr>
+                <w:rFonts w:ascii="Roboto" w:hAnsi="Roboto"/>
+                <w:sz w:val="20"/>
+                <w:szCs w:val="20"/>
+              </w:rPr>
+              <w:t xml:space="preserve">500 one time</w:t>
             </w:r>
           </w:p>
         </w:tc>
@@ -11677,11 +11891,11 @@
             </w:pPr>
             <w:r>
               <w:rPr>
-                <w:rFonts w:ascii="Microsoft Sans Serif" w:hAnsi="Microsoft Sans Serif"/>
+                <w:rFonts w:ascii="Roboto" w:hAnsi="Roboto"/>
                 <w:sz w:val="20"/>
                 <w:szCs w:val="20"/>
               </w:rPr>
-              <w:t xml:space="preserve">Monthly</w:t>
+              <w:t xml:space="preserve">One time</w:t>
             </w:r>
           </w:p>
         </w:tc>
@@ -11713,7 +11927,7 @@
                 <w:sz w:val="22"/>
                 <w:szCs w:val="22"/>
               </w:rPr>
-              <w:t xml:space="preserve">Labour Law Compliances:</w:t>
+              <w:t xml:space="preserve">1. Obtaining Shop and establishment registration</w:t>
             </w:r>
           </w:p>
           <w:p>
@@ -11727,63 +11941,7 @@
                 <w:sz w:val="22"/>
                 <w:szCs w:val="22"/>
               </w:rPr>
-              <w:t xml:space="preserve">• Provident Fund</w:t>
-            </w:r>
-          </w:p>
-          <w:p>
-            <w:pPr>
-              <w:spacing w:after="40"/>
-              <w:jc w:val="both"/>
-            </w:pPr>
-            <w:r>
-              <w:rPr>
-                <w:rFonts w:ascii="Roboto" w:hAnsi="Roboto"/>
-                <w:sz w:val="22"/>
-                <w:szCs w:val="22"/>
-              </w:rPr>
-              <w:t xml:space="preserve">• Employees State Insurance Corporation</w:t>
-            </w:r>
-          </w:p>
-          <w:p>
-            <w:pPr>
-              <w:spacing w:after="40"/>
-              <w:jc w:val="both"/>
-            </w:pPr>
-            <w:r>
-              <w:rPr>
-                <w:rFonts w:ascii="Roboto" w:hAnsi="Roboto"/>
-                <w:sz w:val="22"/>
-                <w:szCs w:val="22"/>
-              </w:rPr>
-              <w:t xml:space="preserve">• Profession Tax</w:t>
-            </w:r>
-          </w:p>
-          <w:p>
-            <w:pPr>
-              <w:spacing w:after="40"/>
-              <w:jc w:val="both"/>
-            </w:pPr>
-            <w:r>
-              <w:rPr>
-                <w:rFonts w:ascii="Roboto" w:hAnsi="Roboto"/>
-                <w:sz w:val="22"/>
-                <w:szCs w:val="22"/>
-              </w:rPr>
-              <w:t xml:space="preserve">• Labor Welfare Fund</w:t>
-            </w:r>
-          </w:p>
-          <w:p>
-            <w:pPr>
-              <w:spacing w:after="40"/>
-              <w:jc w:val="both"/>
-            </w:pPr>
-            <w:r>
-              <w:rPr>
-                <w:rFonts w:ascii="Roboto" w:hAnsi="Roboto"/>
-                <w:sz w:val="22"/>
-                <w:szCs w:val="22"/>
-              </w:rPr>
-              <w:t xml:space="preserve">(for employees upto 20 – fixed fee)</w:t>
+              <w:t xml:space="preserve">2. Drafting of POSH policy</w:t>
             </w:r>
           </w:p>
         </w:tc>
@@ -11810,11 +11968,467 @@
             </w:pPr>
             <w:r>
               <w:rPr>
-                <w:rFonts w:ascii="Microsoft Sans Serif" w:hAnsi="Microsoft Sans Serif"/>
+                <w:rFonts w:ascii="Roboto" w:hAnsi="Roboto"/>
                 <w:sz w:val="20"/>
                 <w:szCs w:val="20"/>
               </w:rPr>
+              <w:t xml:space="preserve">500 one time</w:t>
+            </w:r>
+          </w:p>
+        </w:tc>
+      </w:tr>
+      <w:tr>
+        <w:tc>
+          <w:tcPr>
+            <w:tcW w:w="1872" w:type="dxa"/>
+            <w:tcBorders>
+              <w:top w:val="single" w:sz="4" w:color="000000"/>
+              <w:left w:val="single" w:sz="4" w:color="000000"/>
+              <w:right w:val="single" w:sz="4" w:color="000000"/>
+              <w:bottom w:val="single" w:sz="4" w:color="000000"/>
+            </w:tcBorders>
+            <w:vMerge/>
+            <w:vAlign w:val="center"/>
+          </w:tcPr>
+          <w:p/>
+        </w:tc>
+        <w:tc>
+          <w:tcPr>
+            <w:tcW w:w="1872" w:type="dxa"/>
+            <w:tcBorders>
+              <w:top w:val="single" w:sz="4" w:color="000000"/>
+              <w:left w:val="single" w:sz="4" w:color="000000"/>
+              <w:right w:val="single" w:sz="4" w:color="000000"/>
+              <w:bottom w:val="single" w:sz="4" w:color="000000"/>
+            </w:tcBorders>
+            <w:vAlign w:val="center"/>
+            <w:tcMar>
+              <w:top w:w="80" w:type="dxa"/>
+              <w:bottom w:w="80" w:type="dxa"/>
+              <w:left w:w="120" w:type="dxa"/>
+              <w:right w:w="120" w:type="dxa"/>
+            </w:tcMar>
+          </w:tcPr>
+          <w:p>
+            <w:pPr>
+              <w:jc w:val="center"/>
+            </w:pPr>
+            <w:r>
+              <w:rPr>
+                <w:rFonts w:ascii="Roboto" w:hAnsi="Roboto"/>
+                <w:sz w:val="20"/>
+                <w:szCs w:val="20"/>
+              </w:rPr>
+              <w:t xml:space="preserve">Monthly</w:t>
+            </w:r>
+          </w:p>
+        </w:tc>
+        <w:tc>
+          <w:tcPr>
+            <w:tcW w:w="4608" w:type="dxa"/>
+            <w:tcBorders>
+              <w:top w:val="single" w:sz="4" w:color="000000"/>
+              <w:left w:val="single" w:sz="4" w:color="000000"/>
+              <w:right w:val="single" w:sz="4" w:color="000000"/>
+              <w:bottom w:val="single" w:sz="4" w:color="000000"/>
+            </w:tcBorders>
+            <w:vAlign w:val="top"/>
+            <w:tcMar>
+              <w:top w:w="80" w:type="dxa"/>
+              <w:bottom w:w="80" w:type="dxa"/>
+              <w:left w:w="120" w:type="dxa"/>
+              <w:right w:w="120" w:type="dxa"/>
+            </w:tcMar>
+          </w:tcPr>
+          <w:p>
+            <w:pPr>
+              <w:spacing w:after="40"/>
+              <w:jc w:val="both"/>
+            </w:pPr>
+            <w:r>
+              <w:rPr>
+                <w:rFonts w:ascii="Roboto" w:hAnsi="Roboto"/>
+                <w:sz w:val="22"/>
+                <w:szCs w:val="22"/>
+              </w:rPr>
+              <w:t xml:space="preserve">Payroll Processing (Scope as per Annexure 3)</w:t>
+            </w:r>
+          </w:p>
+        </w:tc>
+        <w:tc>
+          <w:tcPr>
+            <w:tcW w:w="2015" w:type="dxa"/>
+            <w:tcBorders>
+              <w:top w:val="single" w:sz="4" w:color="000000"/>
+              <w:left w:val="single" w:sz="4" w:color="000000"/>
+              <w:right w:val="single" w:sz="4" w:color="000000"/>
+              <w:bottom w:val="single" w:sz="4" w:color="000000"/>
+            </w:tcBorders>
+            <w:vAlign w:val="center"/>
+            <w:tcMar>
+              <w:top w:w="80" w:type="dxa"/>
+              <w:bottom w:w="80" w:type="dxa"/>
+              <w:left w:w="120" w:type="dxa"/>
+              <w:right w:w="120" w:type="dxa"/>
+            </w:tcMar>
+          </w:tcPr>
+          <w:p>
+            <w:pPr>
+              <w:jc w:val="center"/>
+            </w:pPr>
+            <w:r>
+              <w:rPr>
+                <w:rFonts w:ascii="Roboto" w:hAnsi="Roboto"/>
+                <w:sz w:val="20"/>
+                <w:szCs w:val="20"/>
+              </w:rPr>
+              <w:t xml:space="preserve">125 per month</w:t>
+            </w:r>
+          </w:p>
+        </w:tc>
+      </w:tr>
+      <w:tr>
+        <w:tc>
+          <w:tcPr>
+            <w:tcW w:w="1872" w:type="dxa"/>
+            <w:tcBorders>
+              <w:top w:val="single" w:sz="4" w:color="000000"/>
+              <w:left w:val="single" w:sz="4" w:color="000000"/>
+              <w:right w:val="single" w:sz="4" w:color="000000"/>
+              <w:bottom w:val="single" w:sz="4" w:color="000000"/>
+            </w:tcBorders>
+            <w:vMerge/>
+            <w:vAlign w:val="center"/>
+          </w:tcPr>
+          <w:p/>
+        </w:tc>
+        <w:tc>
+          <w:tcPr>
+            <w:tcW w:w="1872" w:type="dxa"/>
+            <w:tcBorders>
+              <w:top w:val="single" w:sz="4" w:color="000000"/>
+              <w:left w:val="single" w:sz="4" w:color="000000"/>
+              <w:right w:val="single" w:sz="4" w:color="000000"/>
+              <w:bottom w:val="single" w:sz="4" w:color="000000"/>
+            </w:tcBorders>
+            <w:vAlign w:val="center"/>
+            <w:tcMar>
+              <w:top w:w="80" w:type="dxa"/>
+              <w:bottom w:w="80" w:type="dxa"/>
+              <w:left w:w="120" w:type="dxa"/>
+              <w:right w:w="120" w:type="dxa"/>
+            </w:tcMar>
+          </w:tcPr>
+          <w:p>
+            <w:pPr>
+              <w:jc w:val="center"/>
+            </w:pPr>
+            <w:r>
+              <w:rPr>
+                <w:rFonts w:ascii="Roboto" w:hAnsi="Roboto"/>
+                <w:sz w:val="20"/>
+                <w:szCs w:val="20"/>
+              </w:rPr>
+              <w:t xml:space="preserve">Monthly</w:t>
+            </w:r>
+          </w:p>
+        </w:tc>
+        <w:tc>
+          <w:tcPr>
+            <w:tcW w:w="4608" w:type="dxa"/>
+            <w:tcBorders>
+              <w:top w:val="single" w:sz="4" w:color="000000"/>
+              <w:left w:val="single" w:sz="4" w:color="000000"/>
+              <w:right w:val="single" w:sz="4" w:color="000000"/>
+              <w:bottom w:val="single" w:sz="4" w:color="000000"/>
+            </w:tcBorders>
+            <w:vAlign w:val="top"/>
+            <w:tcMar>
+              <w:top w:w="80" w:type="dxa"/>
+              <w:bottom w:w="80" w:type="dxa"/>
+              <w:left w:w="120" w:type="dxa"/>
+              <w:right w:w="120" w:type="dxa"/>
+            </w:tcMar>
+          </w:tcPr>
+          <w:p>
+            <w:pPr>
+              <w:spacing w:after="40"/>
+              <w:jc w:val="both"/>
+            </w:pPr>
+            <w:r>
+              <w:rPr>
+                <w:rFonts w:ascii="Roboto" w:hAnsi="Roboto"/>
+                <w:sz w:val="22"/>
+                <w:szCs w:val="22"/>
+              </w:rPr>
+              <w:t xml:space="preserve">Labour Law Compliances:</w:t>
+            </w:r>
+          </w:p>
+          <w:p>
+            <w:pPr>
+              <w:spacing w:after="40"/>
+              <w:jc w:val="both"/>
+            </w:pPr>
+            <w:r>
+              <w:rPr>
+                <w:rFonts w:ascii="Roboto" w:hAnsi="Roboto"/>
+                <w:sz w:val="22"/>
+                <w:szCs w:val="22"/>
+              </w:rPr>
+              <w:t xml:space="preserve">• Provident Fund</w:t>
+            </w:r>
+          </w:p>
+          <w:p>
+            <w:pPr>
+              <w:spacing w:after="40"/>
+              <w:jc w:val="both"/>
+            </w:pPr>
+            <w:r>
+              <w:rPr>
+                <w:rFonts w:ascii="Roboto" w:hAnsi="Roboto"/>
+                <w:sz w:val="22"/>
+                <w:szCs w:val="22"/>
+              </w:rPr>
+              <w:t xml:space="preserve">• Employees State Insurance Corporation</w:t>
+            </w:r>
+          </w:p>
+          <w:p>
+            <w:pPr>
+              <w:spacing w:after="40"/>
+              <w:jc w:val="both"/>
+            </w:pPr>
+            <w:r>
+              <w:rPr>
+                <w:rFonts w:ascii="Roboto" w:hAnsi="Roboto"/>
+                <w:sz w:val="22"/>
+                <w:szCs w:val="22"/>
+              </w:rPr>
+              <w:t xml:space="preserve">• Profession Tax</w:t>
+            </w:r>
+          </w:p>
+          <w:p>
+            <w:pPr>
+              <w:spacing w:after="40"/>
+              <w:jc w:val="both"/>
+            </w:pPr>
+            <w:r>
+              <w:rPr>
+                <w:rFonts w:ascii="Roboto" w:hAnsi="Roboto"/>
+                <w:sz w:val="22"/>
+                <w:szCs w:val="22"/>
+              </w:rPr>
+              <w:t xml:space="preserve">• Labor Welfare Fund</w:t>
+            </w:r>
+          </w:p>
+          <w:p>
+            <w:pPr>
+              <w:spacing w:after="40"/>
+              <w:jc w:val="both"/>
+            </w:pPr>
+            <w:r>
+              <w:rPr>
+                <w:rFonts w:ascii="Roboto" w:hAnsi="Roboto"/>
+                <w:sz w:val="22"/>
+                <w:szCs w:val="22"/>
+              </w:rPr>
+              <w:t xml:space="preserve">(for employees upto 20 – fixed fee)</w:t>
+            </w:r>
+          </w:p>
+        </w:tc>
+        <w:tc>
+          <w:tcPr>
+            <w:tcW w:w="2015" w:type="dxa"/>
+            <w:tcBorders>
+              <w:top w:val="single" w:sz="4" w:color="000000"/>
+              <w:left w:val="single" w:sz="4" w:color="000000"/>
+              <w:right w:val="single" w:sz="4" w:color="000000"/>
+              <w:bottom w:val="single" w:sz="4" w:color="000000"/>
+            </w:tcBorders>
+            <w:vAlign w:val="center"/>
+            <w:tcMar>
+              <w:top w:w="80" w:type="dxa"/>
+              <w:bottom w:w="80" w:type="dxa"/>
+              <w:left w:w="120" w:type="dxa"/>
+              <w:right w:w="120" w:type="dxa"/>
+            </w:tcMar>
+          </w:tcPr>
+          <w:p>
+            <w:pPr>
+              <w:jc w:val="center"/>
+            </w:pPr>
+            <w:r>
+              <w:rPr>
+                <w:rFonts w:ascii="Roboto" w:hAnsi="Roboto"/>
+                <w:sz w:val="20"/>
+                <w:szCs w:val="20"/>
+              </w:rPr>
               <w:t xml:space="preserve">200 per month</w:t>
+            </w:r>
+          </w:p>
+        </w:tc>
+      </w:tr>
+      <w:tr>
+        <w:tc>
+          <w:tcPr>
+            <w:tcW w:w="1872" w:type="dxa"/>
+            <w:tcBorders>
+              <w:top w:val="single" w:sz="4" w:color="000000"/>
+              <w:left w:val="single" w:sz="4" w:color="000000"/>
+              <w:right w:val="single" w:sz="4" w:color="000000"/>
+              <w:bottom w:val="single" w:sz="4" w:color="000000"/>
+            </w:tcBorders>
+            <w:vMerge/>
+            <w:vAlign w:val="center"/>
+          </w:tcPr>
+          <w:p/>
+        </w:tc>
+        <w:tc>
+          <w:tcPr>
+            <w:tcW w:w="1872" w:type="dxa"/>
+            <w:tcBorders>
+              <w:top w:val="single" w:sz="4" w:color="000000"/>
+              <w:left w:val="single" w:sz="4" w:color="000000"/>
+              <w:right w:val="single" w:sz="4" w:color="000000"/>
+              <w:bottom w:val="single" w:sz="4" w:color="000000"/>
+            </w:tcBorders>
+            <w:vAlign w:val="center"/>
+            <w:tcMar>
+              <w:top w:w="80" w:type="dxa"/>
+              <w:bottom w:w="80" w:type="dxa"/>
+              <w:left w:w="120" w:type="dxa"/>
+              <w:right w:w="120" w:type="dxa"/>
+            </w:tcMar>
+          </w:tcPr>
+          <w:p>
+            <w:pPr>
+              <w:jc w:val="center"/>
+            </w:pPr>
+            <w:r>
+              <w:rPr>
+                <w:rFonts w:ascii="Roboto" w:hAnsi="Roboto"/>
+                <w:sz w:val="20"/>
+                <w:szCs w:val="20"/>
+              </w:rPr>
+              <w:t xml:space="preserve">Annual</w:t>
+            </w:r>
+          </w:p>
+        </w:tc>
+        <w:tc>
+          <w:tcPr>
+            <w:tcW w:w="4608" w:type="dxa"/>
+            <w:tcBorders>
+              <w:top w:val="single" w:sz="4" w:color="000000"/>
+              <w:left w:val="single" w:sz="4" w:color="000000"/>
+              <w:right w:val="single" w:sz="4" w:color="000000"/>
+              <w:bottom w:val="single" w:sz="4" w:color="000000"/>
+            </w:tcBorders>
+            <w:vAlign w:val="top"/>
+            <w:tcMar>
+              <w:top w:w="80" w:type="dxa"/>
+              <w:bottom w:w="80" w:type="dxa"/>
+              <w:left w:w="120" w:type="dxa"/>
+              <w:right w:w="120" w:type="dxa"/>
+            </w:tcMar>
+          </w:tcPr>
+          <w:p>
+            <w:pPr>
+              <w:spacing w:after="40"/>
+              <w:jc w:val="both"/>
+            </w:pPr>
+            <w:r>
+              <w:rPr>
+                <w:rFonts w:ascii="Roboto" w:hAnsi="Roboto"/>
+                <w:sz w:val="22"/>
+                <w:szCs w:val="22"/>
+              </w:rPr>
+              <w:t xml:space="preserve">Annual Return under:</w:t>
+            </w:r>
+          </w:p>
+          <w:p>
+            <w:pPr>
+              <w:spacing w:after="40"/>
+              <w:jc w:val="both"/>
+            </w:pPr>
+            <w:r>
+              <w:rPr>
+                <w:rFonts w:ascii="Roboto" w:hAnsi="Roboto"/>
+                <w:sz w:val="22"/>
+                <w:szCs w:val="22"/>
+              </w:rPr>
+              <w:t xml:space="preserve">• Sexual Harassment of Women at Workplace Act, 2013</w:t>
+            </w:r>
+          </w:p>
+          <w:p>
+            <w:pPr>
+              <w:spacing w:after="40"/>
+              <w:jc w:val="both"/>
+            </w:pPr>
+            <w:r>
+              <w:rPr>
+                <w:rFonts w:ascii="Roboto" w:hAnsi="Roboto"/>
+                <w:sz w:val="22"/>
+                <w:szCs w:val="22"/>
+              </w:rPr>
+              <w:t xml:space="preserve">• Shop and Establishment Act</w:t>
+            </w:r>
+          </w:p>
+          <w:p>
+            <w:pPr>
+              <w:spacing w:after="40"/>
+              <w:jc w:val="both"/>
+            </w:pPr>
+            <w:r>
+              <w:rPr>
+                <w:rFonts w:ascii="Roboto" w:hAnsi="Roboto"/>
+                <w:sz w:val="22"/>
+                <w:szCs w:val="22"/>
+              </w:rPr>
+              <w:t xml:space="preserve">• Maternity Act</w:t>
+            </w:r>
+          </w:p>
+          <w:p>
+            <w:pPr>
+              <w:spacing w:after="40"/>
+              <w:jc w:val="both"/>
+            </w:pPr>
+            <w:r>
+              <w:rPr>
+                <w:rFonts w:ascii="Roboto" w:hAnsi="Roboto"/>
+                <w:sz w:val="22"/>
+                <w:szCs w:val="22"/>
+              </w:rPr>
+              <w:t xml:space="preserve">• Gratuity Act</w:t>
+            </w:r>
+          </w:p>
+        </w:tc>
+        <w:tc>
+          <w:tcPr>
+            <w:tcW w:w="2015" w:type="dxa"/>
+            <w:tcBorders>
+              <w:top w:val="single" w:sz="4" w:color="000000"/>
+              <w:left w:val="single" w:sz="4" w:color="000000"/>
+              <w:right w:val="single" w:sz="4" w:color="000000"/>
+              <w:bottom w:val="single" w:sz="4" w:color="000000"/>
+            </w:tcBorders>
+            <w:vAlign w:val="center"/>
+            <w:tcMar>
+              <w:top w:w="80" w:type="dxa"/>
+              <w:bottom w:w="80" w:type="dxa"/>
+              <w:left w:w="120" w:type="dxa"/>
+              <w:right w:w="120" w:type="dxa"/>
+            </w:tcMar>
+          </w:tcPr>
+          <w:p>
+            <w:pPr>
+              <w:jc w:val="center"/>
+            </w:pPr>
+            <w:r>
+              <w:rPr>
+                <w:rFonts w:ascii="Roboto" w:hAnsi="Roboto"/>
+                <w:sz w:val="20"/>
+                <w:szCs w:val="20"/>
+              </w:rPr>
+              <w:t xml:space="preserve">200 per annum</w:t>
             </w:r>
           </w:p>
         </w:tc>
@@ -11844,7 +12458,7 @@
             </w:pPr>
             <w:r>
               <w:rPr>
-                <w:rFonts w:ascii="Microsoft Sans Serif" w:hAnsi="Microsoft Sans Serif"/>
+                <w:rFonts w:ascii="Roboto" w:hAnsi="Roboto"/>
                 <w:b/>
                 <w:sz w:val="20"/>
                 <w:szCs w:val="20"/>
@@ -11876,12 +12490,12 @@
             </w:pPr>
             <w:r>
               <w:rPr>
-                <w:rFonts w:ascii="Microsoft Sans Serif" w:hAnsi="Microsoft Sans Serif"/>
+                <w:rFonts w:ascii="Roboto" w:hAnsi="Roboto"/>
                 <w:b/>
                 <w:sz w:val="20"/>
                 <w:szCs w:val="20"/>
               </w:rPr>
-              <w:t xml:space="preserve">13,200 per annum</w:t>
+              <w:t xml:space="preserve">16,300 per annum</w:t>
             </w:r>
           </w:p>
         </w:tc>
@@ -11911,7 +12525,7 @@
             </w:pPr>
             <w:r>
               <w:rPr>
-                <w:rFonts w:ascii="Microsoft Sans Serif" w:hAnsi="Microsoft Sans Serif"/>
+                <w:rFonts w:ascii="Roboto" w:hAnsi="Roboto"/>
                 <w:b/>
                 <w:sz w:val="20"/>
                 <w:szCs w:val="20"/>
@@ -11943,7 +12557,7 @@
             </w:pPr>
             <w:r>
               <w:rPr>
-                <w:rFonts w:ascii="Microsoft Sans Serif" w:hAnsi="Microsoft Sans Serif"/>
+                <w:rFonts w:ascii="Roboto" w:hAnsi="Roboto"/>
                 <w:b/>
                 <w:sz w:val="20"/>
                 <w:szCs w:val="20"/>
@@ -11967,8 +12581,8 @@
         <w:rPr>
           <w:rFonts w:ascii="Roboto" w:hAnsi="Roboto"/>
           <w:i/>
-          <w:sz w:val="22"/>
-          <w:szCs w:val="22"/>
+          <w:sz w:val="20"/>
+          <w:szCs w:val="20"/>
         </w:rPr>
         <w:t xml:space="preserve">*The above quotation fee is for approx.20 transactions per month</w:t>
       </w:r>
@@ -11986,8 +12600,8 @@
         <w:rPr>
           <w:rFonts w:ascii="Roboto" w:hAnsi="Roboto"/>
           <w:i/>
-          <w:sz w:val="22"/>
-          <w:szCs w:val="22"/>
+          <w:sz w:val="20"/>
+          <w:szCs w:val="20"/>
         </w:rPr>
         <w:t xml:space="preserve">^InCorp’s empanelled audit partners can offer the services of statutory audit (applicable to all), tax audit (applicable on if Turnover exceeds Rs. 100 Mn) and GST audit services (If Turnover exceeds Rs. 50 Mn) and transfer pricing reporting &amp; audit (applicable for companies having intercompany transactions). The quotes for the same can be provided separately.</w:t>
       </w:r>
@@ -12005,8 +12619,8 @@
         <w:rPr>
           <w:rFonts w:ascii="Roboto" w:hAnsi="Roboto"/>
           <w:i/>
-          <w:sz w:val="22"/>
-          <w:szCs w:val="22"/>
+          <w:sz w:val="20"/>
+          <w:szCs w:val="20"/>
         </w:rPr>
         <w:t xml:space="preserve">^Audit partner firms (Jayesh Sanghrajka &amp; Associates, Manish Modi &amp; Associates) shall be able to assist on that front. The estimated statutory fee quote for the first FY shall be between USD 2500 TO USD 3500. The auditor shall be able to provide the final fee quote closer to year end March 2026 depending on the nature and complexity of transactions.</w:t>
       </w:r>
@@ -12144,8 +12758,8 @@
         <w:rPr>
           <w:rFonts w:ascii="Roboto" w:hAnsi="Roboto"/>
           <w:b/>
-          <w:sz w:val="22"/>
-          <w:szCs w:val="22"/>
+          <w:sz w:val="24"/>
+          <w:szCs w:val="24"/>
           <w:color w:val="C00000"/>
         </w:rPr>
         <w:t xml:space="preserve">D. Transfer Pricing compliances</w:t>
@@ -12197,7 +12811,7 @@
             <w:pPr/>
             <w:r>
               <w:rPr>
-                <w:rFonts w:ascii="Microsoft Sans Serif" w:hAnsi="Microsoft Sans Serif"/>
+                <w:rFonts w:ascii="Roboto" w:hAnsi="Roboto"/>
                 <w:b/>
                 <w:sz w:val="20"/>
                 <w:szCs w:val="20"/>
@@ -12229,7 +12843,7 @@
             </w:pPr>
             <w:r>
               <w:rPr>
-                <w:rFonts w:ascii="Microsoft Sans Serif" w:hAnsi="Microsoft Sans Serif"/>
+                <w:rFonts w:ascii="Roboto" w:hAnsi="Roboto"/>
                 <w:b/>
                 <w:sz w:val="20"/>
                 <w:szCs w:val="20"/>
@@ -12259,7 +12873,7 @@
             <w:pPr/>
             <w:r>
               <w:rPr>
-                <w:rFonts w:ascii="Microsoft Sans Serif" w:hAnsi="Microsoft Sans Serif"/>
+                <w:rFonts w:ascii="Roboto" w:hAnsi="Roboto"/>
                 <w:b/>
                 <w:sz w:val="20"/>
                 <w:szCs w:val="20"/>
@@ -12291,7 +12905,7 @@
             </w:pPr>
             <w:r>
               <w:rPr>
-                <w:rFonts w:ascii="Microsoft Sans Serif" w:hAnsi="Microsoft Sans Serif"/>
+                <w:rFonts w:ascii="Roboto" w:hAnsi="Roboto"/>
                 <w:b/>
                 <w:sz w:val="20"/>
                 <w:szCs w:val="20"/>
@@ -12325,8 +12939,8 @@
               <w:rPr>
                 <w:rFonts w:ascii="Roboto" w:hAnsi="Roboto"/>
                 <w:b/>
-                <w:sz w:val="20"/>
-                <w:szCs w:val="20"/>
+                <w:sz w:val="22"/>
+                <w:szCs w:val="22"/>
                 <w:color w:val="C00000"/>
               </w:rPr>
               <w:t xml:space="preserve">Benchmarking</w:t>
@@ -12356,7 +12970,7 @@
             </w:pPr>
             <w:r>
               <w:rPr>
-                <w:rFonts w:ascii="Microsoft Sans Serif" w:hAnsi="Microsoft Sans Serif"/>
+                <w:rFonts w:ascii="Roboto" w:hAnsi="Roboto"/>
                 <w:sz w:val="20"/>
                 <w:szCs w:val="20"/>
               </w:rPr>
@@ -12447,7 +13061,7 @@
             </w:pPr>
             <w:r>
               <w:rPr>
-                <w:rFonts w:ascii="Microsoft Sans Serif" w:hAnsi="Microsoft Sans Serif"/>
+                <w:rFonts w:ascii="Roboto" w:hAnsi="Roboto"/>
                 <w:sz w:val="20"/>
                 <w:szCs w:val="20"/>
               </w:rPr>
@@ -12480,8 +13094,8 @@
               <w:rPr>
                 <w:rFonts w:ascii="Roboto" w:hAnsi="Roboto"/>
                 <w:b/>
-                <w:sz w:val="20"/>
-                <w:szCs w:val="20"/>
+                <w:sz w:val="22"/>
+                <w:szCs w:val="22"/>
                 <w:color w:val="C00000"/>
               </w:rPr>
               <w:t xml:space="preserve">Inter-company agreement</w:t>
@@ -12511,7 +13125,7 @@
             </w:pPr>
             <w:r>
               <w:rPr>
-                <w:rFonts w:ascii="Microsoft Sans Serif" w:hAnsi="Microsoft Sans Serif"/>
+                <w:rFonts w:ascii="Roboto" w:hAnsi="Roboto"/>
                 <w:sz w:val="20"/>
                 <w:szCs w:val="20"/>
               </w:rPr>
@@ -12574,7 +13188,7 @@
             </w:pPr>
             <w:r>
               <w:rPr>
-                <w:rFonts w:ascii="Microsoft Sans Serif" w:hAnsi="Microsoft Sans Serif"/>
+                <w:rFonts w:ascii="Roboto" w:hAnsi="Roboto"/>
                 <w:sz w:val="20"/>
                 <w:szCs w:val="20"/>
               </w:rPr>
@@ -12608,7 +13222,7 @@
             </w:pPr>
             <w:r>
               <w:rPr>
-                <w:rFonts w:ascii="Microsoft Sans Serif" w:hAnsi="Microsoft Sans Serif"/>
+                <w:rFonts w:ascii="Roboto" w:hAnsi="Roboto"/>
                 <w:b/>
                 <w:sz w:val="20"/>
                 <w:szCs w:val="20"/>
@@ -12640,7 +13254,7 @@
             </w:pPr>
             <w:r>
               <w:rPr>
-                <w:rFonts w:ascii="Microsoft Sans Serif" w:hAnsi="Microsoft Sans Serif"/>
+                <w:rFonts w:ascii="Roboto" w:hAnsi="Roboto"/>
                 <w:b/>
                 <w:sz w:val="20"/>
                 <w:szCs w:val="20"/>
@@ -12664,8 +13278,8 @@
         <w:rPr>
           <w:rFonts w:ascii="Roboto" w:hAnsi="Roboto"/>
           <w:i/>
-          <w:sz w:val="22"/>
-          <w:szCs w:val="22"/>
+          <w:sz w:val="20"/>
+          <w:szCs w:val="20"/>
         </w:rPr>
         <w:t xml:space="preserve">*Please note that the above benchmarking report will not be transfer pricing documentation as required to be maintained under transfer pricing regulations. InCorp’s empanelled audit partners can assist with the transfer pricing reporting &amp; audit (applicable for companies having intercompany transactions). The quotes for the same can be provided separately.</w:t>
       </w:r>
@@ -12802,8 +13416,8 @@
         <w:rPr>
           <w:rFonts w:ascii="Roboto" w:hAnsi="Roboto"/>
           <w:i/>
-          <w:sz w:val="22"/>
-          <w:szCs w:val="22"/>
+          <w:sz w:val="20"/>
+          <w:szCs w:val="20"/>
         </w:rPr>
         <w:t xml:space="preserve">^ InCorp’s empanelled audit partners can assist with the transfer pricing reporting &amp; audit. The quotes for the same can be provided separately.</w:t>
       </w:r>
